--- a/backend/Modelos/declaracao_de_responsabilidade_pelas_informacoes_risbs.docx
+++ b/backend/Modelos/declaracao_de_responsabilidade_pelas_informacoes_risbs.docx
@@ -27,7 +27,7 @@
           <w:rFonts w:cs="Arial"/>
           <w:szCs w:val="24"/>
         </w:rPr>
-        <w:t>ILMO. SR. OFICIAL DO REGISTRO DE IMÓVEIS DESTA COMARCA</w:t>
+        <w:t xml:space="preserve">ILMO. SR. OFICIAL DO REGISTRO DE IMÓVEIS DESTA COMARCA</w:t>
       </w:r>
     </w:p>
     <w:p>
@@ -54,7 +54,7 @@
           <w:rFonts w:cs="Arial"/>
           <w:szCs w:val="24"/>
         </w:rPr>
-        <w:t>DECLARAÇÃO</w:t>
+        <w:t xml:space="preserve">DECLARAÇÃO</w:t>
       </w:r>
     </w:p>
     <w:p/>
@@ -74,7 +74,7 @@
           <w:sz w:val="24"/>
           <w:szCs w:val="24"/>
         </w:rPr>
-        <w:t>#QualificacaoCompletaProprietarios</w:t>
+        <w:t xml:space="preserve">#QualificacaoCompletaProprietarios</w:t>
       </w:r>
       <w:r>
         <w:rPr>
@@ -107,7 +107,7 @@
           <w:sz w:val="24"/>
           <w:szCs w:val="24"/>
         </w:rPr>
-        <w:t>Costi</w:t>
+        <w:t xml:space="preserve">Costi</w:t>
       </w:r>
       <w:proofErr w:type="spellEnd"/>
       <w:r>
@@ -116,31 +116,31 @@
           <w:sz w:val="24"/>
           <w:szCs w:val="24"/>
         </w:rPr>
-        <w:t xml:space="preserve">, brasileiro, engenheiro florestal, RG </w:t>
-      </w:r>
-      <w:r>
-        <w:rPr>
-          <w:rFonts w:ascii="Arial" w:hAnsi="Arial" w:cs="Arial"/>
-          <w:sz w:val="24"/>
-          <w:szCs w:val="24"/>
-        </w:rPr>
-        <w:t xml:space="preserve">nº </w:t>
-      </w:r>
-      <w:r>
-        <w:rPr>
-          <w:rFonts w:ascii="Arial" w:hAnsi="Arial" w:cs="Arial"/>
-          <w:sz w:val="24"/>
-          <w:szCs w:val="24"/>
-        </w:rPr>
-        <w:t xml:space="preserve">5050117241 </w:t>
-      </w:r>
-      <w:r>
-        <w:rPr>
-          <w:rFonts w:ascii="Arial" w:hAnsi="Arial" w:cs="Arial"/>
-          <w:sz w:val="24"/>
-          <w:szCs w:val="24"/>
-        </w:rPr>
-        <w:t>SSP/RS, inscrito no  CPF</w:t>
+        <w:t xml:space="preserve">, brasileiro, engenheiro florestal, </w:t>
+      </w:r>
+      <w:r>
+        <w:rPr>
+          <w:rFonts w:ascii="Arial" w:hAnsi="Arial" w:cs="Arial"/>
+          <w:sz w:val="24"/>
+          <w:szCs w:val="24"/>
+        </w:rPr>
+        <w:t xml:space="preserve"/>
+      </w:r>
+      <w:r>
+        <w:rPr>
+          <w:rFonts w:ascii="Arial" w:hAnsi="Arial" w:cs="Arial"/>
+          <w:sz w:val="24"/>
+          <w:szCs w:val="24"/>
+        </w:rPr>
+        <w:t xml:space="preserve"/>
+      </w:r>
+      <w:r>
+        <w:rPr>
+          <w:rFonts w:ascii="Arial" w:hAnsi="Arial" w:cs="Arial"/>
+          <w:sz w:val="24"/>
+          <w:szCs w:val="24"/>
+        </w:rPr>
+        <w:t xml:space="preserve">inscrito no  CPF</w:t>
       </w:r>
       <w:r>
         <w:rPr>
@@ -173,7 +173,7 @@
           <w:sz w:val="24"/>
           <w:szCs w:val="24"/>
         </w:rPr>
-        <w:t>Bayerl</w:t>
+        <w:t xml:space="preserve">Bayerl</w:t>
       </w:r>
       <w:proofErr w:type="spellEnd"/>
       <w:r>
@@ -190,7 +190,7 @@
           <w:sz w:val="24"/>
           <w:szCs w:val="24"/>
         </w:rPr>
-        <w:t>214, Bairro Progresso, em São Bento do Sul - SC</w:t>
+        <w:t xml:space="preserve">214, Bairro Progresso, em São Bento do Sul - SC</w:t>
       </w:r>
       <w:r>
         <w:rPr>
@@ -214,7 +214,7 @@
           <w:sz w:val="24"/>
           <w:szCs w:val="24"/>
         </w:rPr>
-        <w:t>#termoTitulo</w:t>
+        <w:t xml:space="preserve">#termoTitulo</w:t>
       </w:r>
       <w:r>
         <w:rPr>
@@ -230,7 +230,7 @@
           <w:sz w:val="24"/>
           <w:szCs w:val="24"/>
         </w:rPr>
-        <w:t>º</w:t>
+        <w:t xml:space="preserve">º</w:t>
       </w:r>
       <w:r>
         <w:rPr>
@@ -250,15 +250,15 @@
           <w:sz w:val="24"/>
           <w:szCs w:val="24"/>
         </w:rPr>
-        <w:t>#NumeroTitulo</w:t>
-      </w:r>
-      <w:r>
-        <w:rPr>
-          <w:rFonts w:ascii="Arial" w:hAnsi="Arial" w:cs="Arial"/>
-          <w:sz w:val="24"/>
-          <w:szCs w:val="24"/>
-        </w:rPr>
-        <w:t>).</w:t>
+        <w:t xml:space="preserve">#NumeroTitulo</w:t>
+      </w:r>
+      <w:r>
+        <w:rPr>
+          <w:rFonts w:ascii="Arial" w:hAnsi="Arial" w:cs="Arial"/>
+          <w:sz w:val="24"/>
+          <w:szCs w:val="24"/>
+        </w:rPr>
+        <w:t xml:space="preserve">).</w:t>
       </w:r>
     </w:p>
     <w:p>
@@ -284,7 +284,7 @@
           <w:sz w:val="24"/>
           <w:szCs w:val="24"/>
         </w:rPr>
-        <w:t>#MunicipioEData</w:t>
+        <w:t xml:space="preserve">#MunicipioEData</w:t>
       </w:r>
     </w:p>
     <w:p>
@@ -320,7 +320,7 @@
           <w:sz w:val="24"/>
           <w:szCs w:val="24"/>
         </w:rPr>
-        <w:t>#AssinaturaCompletaProprietarios</w:t>
+        <w:t xml:space="preserve">#AssinaturaCompletaProprietarios</w:t>
       </w:r>
     </w:p>
     <w:p>
@@ -385,7 +385,7 @@
           <w:sz w:val="24"/>
           <w:szCs w:val="24"/>
         </w:rPr>
-        <w:t>______________________________</w:t>
+        <w:t xml:space="preserve">______________________________</w:t>
       </w:r>
     </w:p>
     <w:p>
@@ -410,7 +410,7 @@
           <w:sz w:val="24"/>
           <w:szCs w:val="24"/>
         </w:rPr>
-        <w:t>Engº</w:t>
+        <w:t xml:space="preserve">Engº</w:t>
       </w:r>
       <w:proofErr w:type="spellEnd"/>
       <w:r>
@@ -430,7 +430,7 @@
           <w:sz w:val="24"/>
           <w:szCs w:val="24"/>
         </w:rPr>
-        <w:t>Costi</w:t>
+        <w:t xml:space="preserve">Costi</w:t>
       </w:r>
       <w:proofErr w:type="spellEnd"/>
     </w:p>
@@ -456,7 +456,7 @@
           <w:sz w:val="24"/>
           <w:szCs w:val="24"/>
         </w:rPr>
-        <w:t>Engº</w:t>
+        <w:t xml:space="preserve">Engº</w:t>
       </w:r>
       <w:proofErr w:type="spellEnd"/>
       <w:r>
@@ -491,7 +491,7 @@
           <w:sz w:val="24"/>
           <w:szCs w:val="24"/>
         </w:rPr>
-        <w:t>Engº</w:t>
+        <w:t xml:space="preserve">Engº</w:t>
       </w:r>
       <w:proofErr w:type="spellEnd"/>
       <w:r>
@@ -525,7 +525,7 @@
           <w:sz w:val="24"/>
           <w:szCs w:val="24"/>
         </w:rPr>
-        <w:t>Esp. em Gestão Ambiental</w:t>
+        <w:t xml:space="preserve">Esp. em Gestão Ambiental</w:t>
       </w:r>
     </w:p>
     <w:p>
@@ -549,7 +549,7 @@
           <w:sz w:val="24"/>
           <w:szCs w:val="24"/>
         </w:rPr>
-        <w:t>Esp. em Georreferenciamento de Imóveis Rurais</w:t>
+        <w:t xml:space="preserve">Esp. em Georreferenciamento de Imóveis Rurais</w:t>
       </w:r>
     </w:p>
     <w:p>
@@ -572,7 +572,7 @@
           <w:sz w:val="24"/>
           <w:szCs w:val="24"/>
         </w:rPr>
-        <w:t>CREA/SC: 42.862-8</w:t>
+        <w:t xml:space="preserve">CREA/SC: 42.862-8</w:t>
       </w:r>
     </w:p>
     <w:p>
